--- a/downloads/sections/t01-l02-the-domain-is-the-tenant-example.docx
+++ b/downloads/sections/t01-l02-the-domain-is-the-tenant-example.docx
@@ -49,7 +49,7 @@
     </w:p>
     <w:p>
       <w:r>
-        <w:t>confirm. This lesson's CUCM comparison is a teaching map. Five9 does not publish it as a migration product.. last checked 2026-10.</w:t>
+        <w:t>confirm. This lesson's CUCM comparison is a teaching map. Five9 does not publish it as a migration product. last checked 2026-10.</w:t>
       </w:r>
     </w:p>
   </w:body>
